--- a/Etapa Construcción - Iteración 2/Diseño - Especificación de CUs ／ Casos de prueba/Recursos/Scripts UML.docx
+++ b/Etapa Construcción - Iteración 2/Diseño - Especificación de CUs ／ Casos de prueba/Recursos/Scripts UML.docx
@@ -1320,6 +1320,840 @@
         <w:rPr>
           <w:rtl w:val="0"/>
         </w:rPr>
+      </w:r>
+    </w:p>
+    <w:p>
+      <w:pPr>
+        <w:rPr/>
+      </w:pPr>
+      <w:r>
+        <w:rPr>
+          <w:rtl w:val="0"/>
+        </w:rPr>
+        <w:t xml:space="preserve">@startuml</w:t>
+      </w:r>
+    </w:p>
+    <w:p>
+      <w:pPr>
+        <w:rPr/>
+      </w:pPr>
+      <w:r>
+        <w:rPr>
+          <w:rtl w:val="0"/>
+        </w:rPr>
+        <w:t xml:space="preserve">title CU07 - Crear etapa</w:t>
+      </w:r>
+    </w:p>
+    <w:p>
+      <w:pPr>
+        <w:rPr/>
+      </w:pPr>
+      <w:r>
+        <w:rPr>
+          <w:rtl w:val="0"/>
+        </w:rPr>
+      </w:r>
+    </w:p>
+    <w:p>
+      <w:pPr>
+        <w:rPr/>
+      </w:pPr>
+      <w:r>
+        <w:rPr>
+          <w:rtl w:val="0"/>
+        </w:rPr>
+        <w:t xml:space="preserve">actor "Líder del proyecto" as Actor</w:t>
+      </w:r>
+    </w:p>
+    <w:p>
+      <w:pPr>
+        <w:rPr/>
+      </w:pPr>
+      <w:r>
+        <w:rPr>
+          <w:rtl w:val="0"/>
+        </w:rPr>
+      </w:r>
+    </w:p>
+    <w:p>
+      <w:pPr>
+        <w:rPr/>
+      </w:pPr>
+      <w:r>
+        <w:rPr>
+          <w:rtl w:val="0"/>
+        </w:rPr>
+        <w:t xml:space="preserve">'==== Clases de borde ====</w:t>
+      </w:r>
+    </w:p>
+    <w:p>
+      <w:pPr>
+        <w:rPr/>
+      </w:pPr>
+      <w:r>
+        <w:rPr>
+          <w:rtl w:val="0"/>
+        </w:rPr>
+        <w:t xml:space="preserve">boundary PantallaEtapas as PE</w:t>
+      </w:r>
+    </w:p>
+    <w:p>
+      <w:pPr>
+        <w:rPr/>
+      </w:pPr>
+      <w:r>
+        <w:rPr>
+          <w:rtl w:val="0"/>
+        </w:rPr>
+        <w:t xml:space="preserve">boundary PantallaNuevaEtapa as PNE</w:t>
+      </w:r>
+    </w:p>
+    <w:p>
+      <w:pPr>
+        <w:rPr/>
+      </w:pPr>
+      <w:r>
+        <w:rPr>
+          <w:rtl w:val="0"/>
+        </w:rPr>
+        <w:t xml:space="preserve">boundary InterfazUsuario as IU</w:t>
+      </w:r>
+    </w:p>
+    <w:p>
+      <w:pPr>
+        <w:rPr/>
+      </w:pPr>
+      <w:r>
+        <w:rPr>
+          <w:rtl w:val="0"/>
+        </w:rPr>
+      </w:r>
+    </w:p>
+    <w:p>
+      <w:pPr>
+        <w:rPr/>
+      </w:pPr>
+      <w:r>
+        <w:rPr>
+          <w:rtl w:val="0"/>
+        </w:rPr>
+        <w:t xml:space="preserve">'==== Clases de control ====</w:t>
+      </w:r>
+    </w:p>
+    <w:p>
+      <w:pPr>
+        <w:rPr/>
+      </w:pPr>
+      <w:r>
+        <w:rPr>
+          <w:rtl w:val="0"/>
+        </w:rPr>
+        <w:t xml:space="preserve">control ManejadorEtapa as ME</w:t>
+      </w:r>
+    </w:p>
+    <w:p>
+      <w:pPr>
+        <w:rPr/>
+      </w:pPr>
+      <w:r>
+        <w:rPr>
+          <w:rtl w:val="0"/>
+        </w:rPr>
+      </w:r>
+    </w:p>
+    <w:p>
+      <w:pPr>
+        <w:rPr/>
+      </w:pPr>
+      <w:r>
+        <w:rPr>
+          <w:rtl w:val="0"/>
+        </w:rPr>
+        <w:t xml:space="preserve">'==== Clases de entidad ====</w:t>
+      </w:r>
+    </w:p>
+    <w:p>
+      <w:pPr>
+        <w:rPr/>
+      </w:pPr>
+      <w:r>
+        <w:rPr>
+          <w:rtl w:val="0"/>
+        </w:rPr>
+        <w:t xml:space="preserve">entity Etapa as E</w:t>
+      </w:r>
+    </w:p>
+    <w:p>
+      <w:pPr>
+        <w:rPr/>
+      </w:pPr>
+      <w:r>
+        <w:rPr>
+          <w:rtl w:val="0"/>
+        </w:rPr>
+      </w:r>
+    </w:p>
+    <w:p>
+      <w:pPr>
+        <w:rPr/>
+      </w:pPr>
+      <w:r>
+        <w:rPr>
+          <w:rtl w:val="0"/>
+        </w:rPr>
+        <w:t xml:space="preserve">boundary InterfazBDD as IBDD</w:t>
+      </w:r>
+    </w:p>
+    <w:p>
+      <w:pPr>
+        <w:rPr/>
+      </w:pPr>
+      <w:r>
+        <w:rPr>
+          <w:rtl w:val="0"/>
+        </w:rPr>
+        <w:t xml:space="preserve">database BDD as BD</w:t>
+      </w:r>
+    </w:p>
+    <w:p>
+      <w:pPr>
+        <w:rPr/>
+      </w:pPr>
+      <w:r>
+        <w:rPr>
+          <w:rtl w:val="0"/>
+        </w:rPr>
+      </w:r>
+    </w:p>
+    <w:p>
+      <w:pPr>
+        <w:rPr/>
+      </w:pPr>
+      <w:r>
+        <w:rPr>
+          <w:rtl w:val="0"/>
+        </w:rPr>
+        <w:t xml:space="preserve">'==== Flujo principal ====</w:t>
+      </w:r>
+    </w:p>
+    <w:p>
+      <w:pPr>
+        <w:rPr/>
+      </w:pPr>
+      <w:r>
+        <w:rPr>
+          <w:rtl w:val="0"/>
+        </w:rPr>
+      </w:r>
+    </w:p>
+    <w:p>
+      <w:pPr>
+        <w:rPr/>
+      </w:pPr>
+      <w:r>
+        <w:rPr>
+          <w:rtl w:val="0"/>
+        </w:rPr>
+        <w:t xml:space="preserve">Actor -&gt; PE : selecciona "Crear etapa"</w:t>
+      </w:r>
+    </w:p>
+    <w:p>
+      <w:pPr>
+        <w:rPr/>
+      </w:pPr>
+      <w:r>
+        <w:rPr>
+          <w:rtl w:val="0"/>
+        </w:rPr>
+        <w:t xml:space="preserve">PE -&gt; IU : evento crearEtapa()</w:t>
+      </w:r>
+    </w:p>
+    <w:p>
+      <w:pPr>
+        <w:rPr/>
+      </w:pPr>
+      <w:r>
+        <w:rPr>
+          <w:rtl w:val="0"/>
+        </w:rPr>
+        <w:t xml:space="preserve">IU -&gt; ME : enviar evento crearEtapa()</w:t>
+      </w:r>
+    </w:p>
+    <w:p>
+      <w:pPr>
+        <w:rPr/>
+      </w:pPr>
+      <w:r>
+        <w:rPr>
+          <w:rtl w:val="0"/>
+        </w:rPr>
+        <w:t xml:space="preserve">ME -&gt; IU : solicitar despliegue de PantallaNuevaEtapa</w:t>
+      </w:r>
+    </w:p>
+    <w:p>
+      <w:pPr>
+        <w:rPr/>
+      </w:pPr>
+      <w:r>
+        <w:rPr>
+          <w:rtl w:val="0"/>
+        </w:rPr>
+        <w:t xml:space="preserve">IU -&gt; PNE : desplegar PantallaNuevaEtapa</w:t>
+      </w:r>
+    </w:p>
+    <w:p>
+      <w:pPr>
+        <w:rPr/>
+      </w:pPr>
+      <w:r>
+        <w:rPr>
+          <w:rtl w:val="0"/>
+        </w:rPr>
+        <w:t xml:space="preserve">PNE -&gt; PNE : muestra formulario de nueva etapa</w:t>
+      </w:r>
+    </w:p>
+    <w:p>
+      <w:pPr>
+        <w:rPr/>
+      </w:pPr>
+      <w:r>
+        <w:rPr>
+          <w:rtl w:val="0"/>
+        </w:rPr>
+      </w:r>
+    </w:p>
+    <w:p>
+      <w:pPr>
+        <w:rPr/>
+      </w:pPr>
+      <w:r>
+        <w:rPr>
+          <w:rtl w:val="0"/>
+        </w:rPr>
+      </w:r>
+    </w:p>
+    <w:p>
+      <w:pPr>
+        <w:rPr/>
+      </w:pPr>
+      <w:r>
+        <w:rPr>
+          <w:rtl w:val="0"/>
+        </w:rPr>
+        <w:t xml:space="preserve">Actor -&gt; PNE : ingresa datos y presiona "Crear"</w:t>
+      </w:r>
+    </w:p>
+    <w:p>
+      <w:pPr>
+        <w:rPr/>
+      </w:pPr>
+      <w:r>
+        <w:rPr>
+          <w:rtl w:val="0"/>
+        </w:rPr>
+        <w:t xml:space="preserve">PNE -&gt; IU : enviar datos ingresados</w:t>
+      </w:r>
+    </w:p>
+    <w:p>
+      <w:pPr>
+        <w:rPr/>
+      </w:pPr>
+      <w:r>
+        <w:rPr>
+          <w:rtl w:val="0"/>
+        </w:rPr>
+        <w:t xml:space="preserve">IU -&gt; ME : enviar evento crearEtapa(datos)</w:t>
+      </w:r>
+    </w:p>
+    <w:p>
+      <w:pPr>
+        <w:rPr/>
+      </w:pPr>
+      <w:r>
+        <w:rPr>
+          <w:rtl w:val="0"/>
+        </w:rPr>
+        <w:t xml:space="preserve">ME -&gt; ME : validar datos ingresados</w:t>
+      </w:r>
+    </w:p>
+    <w:p>
+      <w:pPr>
+        <w:rPr/>
+      </w:pPr>
+      <w:r>
+        <w:rPr>
+          <w:rtl w:val="0"/>
+        </w:rPr>
+      </w:r>
+    </w:p>
+    <w:p>
+      <w:pPr>
+        <w:rPr/>
+      </w:pPr>
+      <w:r>
+        <w:rPr>
+          <w:rtl w:val="0"/>
+        </w:rPr>
+      </w:r>
+    </w:p>
+    <w:p>
+      <w:pPr>
+        <w:rPr/>
+      </w:pPr>
+      <w:r>
+        <w:rPr>
+          <w:rtl w:val="0"/>
+        </w:rPr>
+        <w:t xml:space="preserve">ME -&gt; E : enviar evento registrarEtapa()</w:t>
+      </w:r>
+    </w:p>
+    <w:p>
+      <w:pPr>
+        <w:rPr/>
+      </w:pPr>
+      <w:r>
+        <w:rPr>
+          <w:rtl w:val="0"/>
+        </w:rPr>
+        <w:t xml:space="preserve">E -&gt; IBDD : solicitar guardado de datos</w:t>
+      </w:r>
+    </w:p>
+    <w:p>
+      <w:pPr>
+        <w:rPr/>
+      </w:pPr>
+      <w:r>
+        <w:rPr>
+          <w:rtl w:val="0"/>
+        </w:rPr>
+        <w:t xml:space="preserve">IBDD -&gt; BD : guardar nueva etapa</w:t>
+      </w:r>
+    </w:p>
+    <w:p>
+      <w:pPr>
+        <w:rPr/>
+      </w:pPr>
+      <w:r>
+        <w:rPr>
+          <w:rtl w:val="0"/>
+        </w:rPr>
+        <w:t xml:space="preserve">BD -&gt; BD : actualizar datos</w:t>
+      </w:r>
+    </w:p>
+    <w:p>
+      <w:pPr>
+        <w:rPr/>
+      </w:pPr>
+      <w:r>
+        <w:rPr>
+          <w:rtl w:val="0"/>
+        </w:rPr>
+      </w:r>
+    </w:p>
+    <w:p>
+      <w:pPr>
+        <w:rPr/>
+      </w:pPr>
+      <w:r>
+        <w:rPr>
+          <w:rtl w:val="0"/>
+        </w:rPr>
+      </w:r>
+    </w:p>
+    <w:p>
+      <w:pPr>
+        <w:rPr/>
+      </w:pPr>
+      <w:r>
+        <w:rPr>
+          <w:rtl w:val="0"/>
+        </w:rPr>
+        <w:t xml:space="preserve">BD --&gt; IBDD : operación exitosa</w:t>
+      </w:r>
+    </w:p>
+    <w:p>
+      <w:pPr>
+        <w:rPr/>
+      </w:pPr>
+      <w:r>
+        <w:rPr>
+          <w:rtl w:val="0"/>
+        </w:rPr>
+        <w:t xml:space="preserve">IBDD --&gt; E : mensaje de éxito</w:t>
+      </w:r>
+    </w:p>
+    <w:p>
+      <w:pPr>
+        <w:rPr/>
+      </w:pPr>
+      <w:r>
+        <w:rPr>
+          <w:rtl w:val="0"/>
+        </w:rPr>
+        <w:t xml:space="preserve">E --&gt; ME : confirmación de creación</w:t>
+      </w:r>
+    </w:p>
+    <w:p>
+      <w:pPr>
+        <w:rPr/>
+      </w:pPr>
+      <w:r>
+        <w:rPr>
+          <w:rtl w:val="0"/>
+        </w:rPr>
+        <w:t xml:space="preserve">ME -&gt; IU : solicitar despliegue de PantallaEtapas actualizada</w:t>
+      </w:r>
+    </w:p>
+    <w:p>
+      <w:pPr>
+        <w:rPr/>
+      </w:pPr>
+      <w:r>
+        <w:rPr>
+          <w:rtl w:val="0"/>
+        </w:rPr>
+        <w:t xml:space="preserve">IU -&gt; PE : actualizar lista de etapas</w:t>
+      </w:r>
+    </w:p>
+    <w:p>
+      <w:pPr>
+        <w:rPr/>
+      </w:pPr>
+      <w:r>
+        <w:rPr>
+          <w:rtl w:val="0"/>
+        </w:rPr>
+        <w:t xml:space="preserve">PE -&gt; PE : muestra mensaje de creación exitosa</w:t>
+      </w:r>
+    </w:p>
+    <w:p>
+      <w:pPr>
+        <w:rPr/>
+      </w:pPr>
+      <w:r>
+        <w:rPr>
+          <w:rtl w:val="0"/>
+        </w:rPr>
+      </w:r>
+    </w:p>
+    <w:p>
+      <w:pPr>
+        <w:rPr/>
+      </w:pPr>
+      <w:r>
+        <w:rPr>
+          <w:rtl w:val="0"/>
+        </w:rPr>
+      </w:r>
+    </w:p>
+    <w:p>
+      <w:pPr>
+        <w:rPr/>
+      </w:pPr>
+      <w:r>
+        <w:rPr>
+          <w:rtl w:val="0"/>
+        </w:rPr>
+        <w:t xml:space="preserve">alt Actor selecciona "Cancelar"</w:t>
+      </w:r>
+    </w:p>
+    <w:p>
+      <w:pPr>
+        <w:rPr/>
+      </w:pPr>
+      <w:r>
+        <w:rPr>
+          <w:rtl w:val="0"/>
+        </w:rPr>
+        <w:t xml:space="preserve">    PNE -&gt; IU : notificar cancelación</w:t>
+      </w:r>
+    </w:p>
+    <w:p>
+      <w:pPr>
+        <w:rPr/>
+      </w:pPr>
+      <w:r>
+        <w:rPr>
+          <w:rtl w:val="0"/>
+        </w:rPr>
+        <w:t xml:space="preserve">    IU -&gt; ME : reenviar evento de cancelación</w:t>
+      </w:r>
+    </w:p>
+    <w:p>
+      <w:pPr>
+        <w:rPr/>
+      </w:pPr>
+      <w:r>
+        <w:rPr>
+          <w:rtl w:val="0"/>
+        </w:rPr>
+        <w:t xml:space="preserve">    ME -&gt; IU : solicitar regreso a PantallaEtapas</w:t>
+      </w:r>
+    </w:p>
+    <w:p>
+      <w:pPr>
+        <w:rPr/>
+      </w:pPr>
+      <w:r>
+        <w:rPr>
+          <w:rtl w:val="0"/>
+        </w:rPr>
+        <w:t xml:space="preserve">    IU -&gt; PE : regresar a PantallaEtapas</w:t>
+      </w:r>
+    </w:p>
+    <w:p>
+      <w:pPr>
+        <w:rPr/>
+      </w:pPr>
+      <w:r>
+        <w:rPr>
+          <w:rtl w:val="0"/>
+        </w:rPr>
+        <w:t xml:space="preserve">end</w:t>
+      </w:r>
+    </w:p>
+    <w:p>
+      <w:pPr>
+        <w:rPr/>
+      </w:pPr>
+      <w:r>
+        <w:rPr>
+          <w:rtl w:val="0"/>
+        </w:rPr>
+      </w:r>
+    </w:p>
+    <w:p>
+      <w:pPr>
+        <w:rPr/>
+      </w:pPr>
+      <w:r>
+        <w:rPr>
+          <w:rtl w:val="0"/>
+        </w:rPr>
+      </w:r>
+    </w:p>
+    <w:p>
+      <w:pPr>
+        <w:rPr/>
+      </w:pPr>
+      <w:r>
+        <w:rPr>
+          <w:rtl w:val="0"/>
+        </w:rPr>
+        <w:t xml:space="preserve">alt Fechas se superponen</w:t>
+      </w:r>
+    </w:p>
+    <w:p>
+      <w:pPr>
+        <w:rPr/>
+      </w:pPr>
+      <w:r>
+        <w:rPr>
+          <w:rtl w:val="0"/>
+        </w:rPr>
+        <w:t xml:space="preserve">    ME -&gt; IU : mensaje de error “Las fechas se superponen”</w:t>
+      </w:r>
+    </w:p>
+    <w:p>
+      <w:pPr>
+        <w:rPr/>
+      </w:pPr>
+      <w:r>
+        <w:rPr>
+          <w:rtl w:val="0"/>
+        </w:rPr>
+        <w:t xml:space="preserve">    IU -&gt; PNE : mostrar mensaje de error</w:t>
+      </w:r>
+    </w:p>
+    <w:p>
+      <w:pPr>
+        <w:rPr/>
+      </w:pPr>
+      <w:r>
+        <w:rPr>
+          <w:rtl w:val="0"/>
+        </w:rPr>
+        <w:t xml:space="preserve">    PNE -&gt; PNE : muestra mensaje</w:t>
+      </w:r>
+    </w:p>
+    <w:p>
+      <w:pPr>
+        <w:rPr/>
+      </w:pPr>
+      <w:r>
+        <w:rPr>
+          <w:rtl w:val="0"/>
+        </w:rPr>
+        <w:t xml:space="preserve">end</w:t>
+      </w:r>
+    </w:p>
+    <w:p>
+      <w:pPr>
+        <w:rPr/>
+      </w:pPr>
+      <w:r>
+        <w:rPr>
+          <w:rtl w:val="0"/>
+        </w:rPr>
+      </w:r>
+    </w:p>
+    <w:p>
+      <w:pPr>
+        <w:rPr/>
+      </w:pPr>
+      <w:r>
+        <w:rPr>
+          <w:rtl w:val="0"/>
+        </w:rPr>
+      </w:r>
+    </w:p>
+    <w:p>
+      <w:pPr>
+        <w:rPr/>
+      </w:pPr>
+      <w:r>
+        <w:rPr>
+          <w:rtl w:val="0"/>
+        </w:rPr>
+        <w:t xml:space="preserve">alt Error de conexión con la BDD</w:t>
+      </w:r>
+    </w:p>
+    <w:p>
+      <w:pPr>
+        <w:rPr/>
+      </w:pPr>
+      <w:r>
+        <w:rPr>
+          <w:rtl w:val="0"/>
+        </w:rPr>
+        <w:t xml:space="preserve">    IBDD -x BD : no logra comunicarse con la base de datos</w:t>
+      </w:r>
+    </w:p>
+    <w:p>
+      <w:pPr>
+        <w:rPr/>
+      </w:pPr>
+      <w:r>
+        <w:rPr>
+          <w:rtl w:val="0"/>
+        </w:rPr>
+        <w:t xml:space="preserve">    IBDD --&gt; E : mensaje de error</w:t>
+      </w:r>
+    </w:p>
+    <w:p>
+      <w:pPr>
+        <w:rPr/>
+      </w:pPr>
+      <w:r>
+        <w:rPr>
+          <w:rtl w:val="0"/>
+        </w:rPr>
+        <w:t xml:space="preserve">    E --&gt; ME : reenvía error de conexión</w:t>
+      </w:r>
+    </w:p>
+    <w:p>
+      <w:pPr>
+        <w:rPr/>
+      </w:pPr>
+      <w:r>
+        <w:rPr>
+          <w:rtl w:val="0"/>
+        </w:rPr>
+        <w:t xml:space="preserve">    ME -&gt; IU : mostrar mensaje de error en PantallaNuevaEtapa</w:t>
+      </w:r>
+    </w:p>
+    <w:p>
+      <w:pPr>
+        <w:rPr/>
+      </w:pPr>
+      <w:r>
+        <w:rPr>
+          <w:rtl w:val="0"/>
+        </w:rPr>
+        <w:t xml:space="preserve">    IU -&gt; PNE : mostrar mensaje de error</w:t>
+      </w:r>
+    </w:p>
+    <w:p>
+      <w:pPr>
+        <w:rPr/>
+      </w:pPr>
+      <w:r>
+        <w:rPr>
+          <w:rtl w:val="0"/>
+        </w:rPr>
+        <w:t xml:space="preserve">    PNE -&gt; PNE : muestra mensaje de error de conexión</w:t>
+      </w:r>
+    </w:p>
+    <w:p>
+      <w:pPr>
+        <w:rPr/>
+      </w:pPr>
+      <w:r>
+        <w:rPr>
+          <w:rtl w:val="0"/>
+        </w:rPr>
+        <w:t xml:space="preserve">end</w:t>
+      </w:r>
+    </w:p>
+    <w:p>
+      <w:pPr>
+        <w:rPr/>
+      </w:pPr>
+      <w:r>
+        <w:rPr>
+          <w:rtl w:val="0"/>
+        </w:rPr>
+      </w:r>
+    </w:p>
+    <w:p>
+      <w:pPr>
+        <w:rPr/>
+      </w:pPr>
+      <w:r>
+        <w:rPr>
+          <w:rtl w:val="0"/>
+        </w:rPr>
+        <w:t xml:space="preserve">@enduml</w:t>
+      </w:r>
+    </w:p>
+    <w:p>
+      <w:pPr>
+        <w:rPr/>
+      </w:pPr>
+      <w:r>
+        <w:rPr>
+          <w:rtl w:val="0"/>
+        </w:rPr>
+      </w:r>
+    </w:p>
+    <w:p>
+      <w:pPr>
+        <w:rPr/>
+      </w:pPr>
+      <w:r>
+        <w:rPr>
+          <w:rtl w:val="0"/>
+        </w:rPr>
+      </w:r>
+    </w:p>
+    <w:p>
+      <w:pPr>
+        <w:rPr/>
+      </w:pPr>
+      <w:r>
+        <w:rPr>
+          <w:rtl w:val="0"/>
+        </w:rPr>
+      </w:r>
+    </w:p>
+    <w:p>
+      <w:pPr>
+        <w:rPr/>
+      </w:pPr>
+      <w:r>
+        <w:rPr>
+          <w:rtl w:val="0"/>
+        </w:rPr>
         <w:t xml:space="preserve">_________________________________________________________________________</w:t>
       </w:r>
     </w:p>
@@ -2133,84 +2967,115 @@
         <w:rPr>
           <w:rtl w:val="0"/>
         </w:rPr>
-        <w:t xml:space="preserve">actor "Miembro/Líder del Proyecto" as Actor</w:t>
-      </w:r>
-    </w:p>
-    <w:p>
-      <w:pPr>
-        <w:rPr/>
-      </w:pPr>
-      <w:r>
-        <w:rPr>
-          <w:rtl w:val="0"/>
-        </w:rPr>
-        <w:t xml:space="preserve">boundary "PantallaPlanificacion" as PantallaPlanificacion</w:t>
-      </w:r>
-    </w:p>
-    <w:p>
-      <w:pPr>
-        <w:rPr/>
-      </w:pPr>
-      <w:r>
-        <w:rPr>
-          <w:rtl w:val="0"/>
-        </w:rPr>
-        <w:t xml:space="preserve">boundary "PantallaComentarioTarea" as PantallaComentarioTarea</w:t>
-      </w:r>
-    </w:p>
-    <w:p>
-      <w:pPr>
-        <w:rPr/>
-      </w:pPr>
-      <w:r>
-        <w:rPr>
-          <w:rtl w:val="0"/>
-        </w:rPr>
-        <w:t xml:space="preserve">control "InterfazUsuario" as InterfazUsuario</w:t>
-      </w:r>
-    </w:p>
-    <w:p>
-      <w:pPr>
-        <w:rPr/>
-      </w:pPr>
-      <w:r>
-        <w:rPr>
-          <w:rtl w:val="0"/>
-        </w:rPr>
-        <w:t xml:space="preserve">control "ManejadorTarea" as ManejadorTarea</w:t>
-      </w:r>
-    </w:p>
-    <w:p>
-      <w:pPr>
-        <w:rPr/>
-      </w:pPr>
-      <w:r>
-        <w:rPr>
-          <w:rtl w:val="0"/>
-        </w:rPr>
-        <w:t xml:space="preserve">entity "Tarea" as Tarea</w:t>
-      </w:r>
-    </w:p>
-    <w:p>
-      <w:pPr>
-        <w:rPr/>
-      </w:pPr>
-      <w:r>
-        <w:rPr>
-          <w:rtl w:val="0"/>
-        </w:rPr>
-        <w:t xml:space="preserve">boundary "InterfazBDD" as InterfazBDD</w:t>
-      </w:r>
-    </w:p>
-    <w:p>
-      <w:pPr>
-        <w:rPr/>
-      </w:pPr>
-      <w:r>
-        <w:rPr>
-          <w:rtl w:val="0"/>
-        </w:rPr>
-        <w:t xml:space="preserve">entity "BDD" as BDD</w:t>
+        <w:t xml:space="preserve">title Caso de Uso #16 - Comentar Tarea</w:t>
+      </w:r>
+    </w:p>
+    <w:p>
+      <w:pPr>
+        <w:rPr/>
+      </w:pPr>
+      <w:r>
+        <w:rPr>
+          <w:rtl w:val="0"/>
+        </w:rPr>
+      </w:r>
+    </w:p>
+    <w:p>
+      <w:pPr>
+        <w:rPr/>
+      </w:pPr>
+      <w:r>
+        <w:rPr>
+          <w:rtl w:val="0"/>
+        </w:rPr>
+        <w:t xml:space="preserve">actor "Miembro / Líder del Proyecto" as Actor</w:t>
+      </w:r>
+    </w:p>
+    <w:p>
+      <w:pPr>
+        <w:rPr/>
+      </w:pPr>
+      <w:r>
+        <w:rPr>
+          <w:rtl w:val="0"/>
+        </w:rPr>
+      </w:r>
+    </w:p>
+    <w:p>
+      <w:pPr>
+        <w:rPr/>
+      </w:pPr>
+      <w:r>
+        <w:rPr>
+          <w:rtl w:val="0"/>
+        </w:rPr>
+        <w:t xml:space="preserve">boundary PantallaPlanificacion</w:t>
+      </w:r>
+    </w:p>
+    <w:p>
+      <w:pPr>
+        <w:rPr/>
+      </w:pPr>
+      <w:r>
+        <w:rPr>
+          <w:rtl w:val="0"/>
+        </w:rPr>
+        <w:t xml:space="preserve">boundary PantallaComentarioTarea</w:t>
+      </w:r>
+    </w:p>
+    <w:p>
+      <w:pPr>
+        <w:rPr/>
+      </w:pPr>
+      <w:r>
+        <w:rPr>
+          <w:rtl w:val="0"/>
+        </w:rPr>
+        <w:t xml:space="preserve">boundary InterfazUsuario</w:t>
+      </w:r>
+    </w:p>
+    <w:p>
+      <w:pPr>
+        <w:rPr/>
+      </w:pPr>
+      <w:r>
+        <w:rPr>
+          <w:rtl w:val="0"/>
+        </w:rPr>
+        <w:t xml:space="preserve">control ManejadorTarea</w:t>
+      </w:r>
+    </w:p>
+    <w:p>
+      <w:pPr>
+        <w:rPr/>
+      </w:pPr>
+      <w:r>
+        <w:rPr>
+          <w:rtl w:val="0"/>
+        </w:rPr>
+        <w:t xml:space="preserve">entity Tarea</w:t>
+      </w:r>
+    </w:p>
+    <w:p>
+      <w:pPr>
+        <w:rPr/>
+      </w:pPr>
+      <w:r>
+        <w:rPr>
+          <w:rtl w:val="0"/>
+        </w:rPr>
+        <w:t xml:space="preserve">boundary InterfazBDD</w:t>
+      </w:r>
+    </w:p>
+    <w:p>
+      <w:pPr>
+        <w:rPr/>
+      </w:pPr>
+      <w:r>
+        <w:rPr>
+          <w:rtl w:val="0"/>
+        </w:rPr>
+        <w:t xml:space="preserve">database BDD</w:t>
       </w:r>
     </w:p>
     <w:p>
@@ -2242,225 +3107,267 @@
         <w:rPr>
           <w:rtl w:val="0"/>
         </w:rPr>
-        <w:t xml:space="preserve">Actor -&gt; PantallaPlanificacion: presiona "Comentar Tarea"</w:t>
-      </w:r>
-    </w:p>
-    <w:p>
-      <w:pPr>
-        <w:rPr/>
-      </w:pPr>
-      <w:r>
-        <w:rPr>
-          <w:rtl w:val="0"/>
-        </w:rPr>
-        <w:t xml:space="preserve">PantallaPlanificacion -&gt; InterfazUsuario: solicitarPantallaComentarioTarea()</w:t>
-      </w:r>
-    </w:p>
-    <w:p>
-      <w:pPr>
-        <w:rPr/>
-      </w:pPr>
-      <w:r>
-        <w:rPr>
-          <w:rtl w:val="0"/>
-        </w:rPr>
-        <w:t xml:space="preserve">InterfazUsuario -&gt; PantallaComentarioTarea: desplegar formulario de comentario</w:t>
-      </w:r>
-    </w:p>
-    <w:p>
-      <w:pPr>
-        <w:rPr/>
-      </w:pPr>
-      <w:r>
-        <w:rPr>
-          <w:rtl w:val="0"/>
-        </w:rPr>
-        <w:t xml:space="preserve">PantallaComentarioTarea -&gt; PantallaComentarioTarea: se despliega</w:t>
-      </w:r>
-    </w:p>
-    <w:p>
-      <w:pPr>
-        <w:rPr/>
-      </w:pPr>
-      <w:r>
-        <w:rPr>
-          <w:rtl w:val="0"/>
-        </w:rPr>
-      </w:r>
-    </w:p>
-    <w:p>
-      <w:pPr>
-        <w:rPr/>
-      </w:pPr>
-      <w:r>
-        <w:rPr>
-          <w:rtl w:val="0"/>
-        </w:rPr>
-        <w:t xml:space="preserve">Actor -&gt; PantallaComentarioTarea: ingresa comentario y selecciona "Aceptar" o "Cancelar"</w:t>
-      </w:r>
-    </w:p>
-    <w:p>
-      <w:pPr>
-        <w:rPr/>
-      </w:pPr>
-      <w:r>
-        <w:rPr>
-          <w:rtl w:val="0"/>
-        </w:rPr>
-        <w:t xml:space="preserve">PantallaComentarioTarea -&gt; InterfazUsuario: enviar datos ingresados</w:t>
-      </w:r>
-    </w:p>
-    <w:p>
-      <w:pPr>
-        <w:rPr/>
-      </w:pPr>
-      <w:r>
-        <w:rPr>
-          <w:rtl w:val="0"/>
-        </w:rPr>
-      </w:r>
-    </w:p>
-    <w:p>
-      <w:pPr>
-        <w:rPr/>
-      </w:pPr>
-      <w:r>
-        <w:rPr>
-          <w:rtl w:val="0"/>
-        </w:rPr>
-        <w:t xml:space="preserve">alt Opción "Aceptar"</w:t>
-      </w:r>
-    </w:p>
-    <w:p>
-      <w:pPr>
-        <w:rPr/>
-      </w:pPr>
-      <w:r>
-        <w:rPr>
-          <w:rtl w:val="0"/>
-        </w:rPr>
-        <w:t xml:space="preserve">    InterfazUsuario -&gt; ManejadorTarea: guardarComentario(comentario)</w:t>
-      </w:r>
-    </w:p>
-    <w:p>
-      <w:pPr>
-        <w:rPr/>
-      </w:pPr>
-      <w:r>
-        <w:rPr>
-          <w:rtl w:val="0"/>
-        </w:rPr>
-        <w:t xml:space="preserve">    ManejadorTarea -&gt; Tarea: asociar comentario a tarea</w:t>
-      </w:r>
-    </w:p>
-    <w:p>
-      <w:pPr>
-        <w:rPr/>
-      </w:pPr>
-      <w:r>
-        <w:rPr>
-          <w:rtl w:val="0"/>
-        </w:rPr>
-        <w:t xml:space="preserve">    Tarea -&gt; InterfazBDD: guardarComentario(datos)</w:t>
-      </w:r>
-    </w:p>
-    <w:p>
-      <w:pPr>
-        <w:rPr/>
-      </w:pPr>
-      <w:r>
-        <w:rPr>
-          <w:rtl w:val="0"/>
-        </w:rPr>
-        <w:t xml:space="preserve">    InterfazBDD -&gt; BDD: guardarComentario(datos)</w:t>
-      </w:r>
-    </w:p>
-    <w:p>
-      <w:pPr>
-        <w:rPr/>
-      </w:pPr>
-      <w:r>
-        <w:rPr>
-          <w:rtl w:val="0"/>
-        </w:rPr>
-        <w:t xml:space="preserve">    BDD --&gt; InterfazBDD: confirmación</w:t>
-      </w:r>
-    </w:p>
-    <w:p>
-      <w:pPr>
-        <w:rPr/>
-      </w:pPr>
-      <w:r>
-        <w:rPr>
-          <w:rtl w:val="0"/>
-        </w:rPr>
-        <w:t xml:space="preserve">    InterfazBDD --&gt; Tarea: confirmación</w:t>
-      </w:r>
-    </w:p>
-    <w:p>
-      <w:pPr>
-        <w:rPr/>
-      </w:pPr>
-      <w:r>
-        <w:rPr>
-          <w:rtl w:val="0"/>
-        </w:rPr>
-        <w:t xml:space="preserve">    Tarea --&gt; ManejadorTarea: confirmación</w:t>
-      </w:r>
-    </w:p>
-    <w:p>
-      <w:pPr>
-        <w:rPr/>
-      </w:pPr>
-      <w:r>
-        <w:rPr>
-          <w:rtl w:val="0"/>
-        </w:rPr>
-        <w:t xml:space="preserve">    ManejadorTarea --&gt; InterfazUsuario: notificar éxito</w:t>
-      </w:r>
-    </w:p>
-    <w:p>
-      <w:pPr>
-        <w:rPr/>
-      </w:pPr>
-      <w:r>
-        <w:rPr>
-          <w:rtl w:val="0"/>
-        </w:rPr>
-        <w:t xml:space="preserve">    InterfazUsuario -&gt; PantallaPlanificacion: mostrar mensaje "El comentario ha sido agregado exitosamente"</w:t>
-      </w:r>
-    </w:p>
-    <w:p>
-      <w:pPr>
-        <w:rPr/>
-      </w:pPr>
-      <w:r>
-        <w:rPr>
-          <w:rtl w:val="0"/>
-        </w:rPr>
-        <w:t xml:space="preserve">else Opción "Cancelar"</w:t>
-      </w:r>
-    </w:p>
-    <w:p>
-      <w:pPr>
-        <w:rPr/>
-      </w:pPr>
-      <w:r>
-        <w:rPr>
-          <w:rtl w:val="0"/>
-        </w:rPr>
-        <w:t xml:space="preserve">    PantallaComentarioTarea -&gt; InterfazUsuario: evento cancelar</w:t>
-      </w:r>
-    </w:p>
-    <w:p>
-      <w:pPr>
-        <w:rPr/>
-      </w:pPr>
-      <w:r>
-        <w:rPr>
-          <w:rtl w:val="0"/>
-        </w:rPr>
-        <w:t xml:space="preserve">    InterfazUsuario -&gt; PantallaPlanificacion: cerrar pantalla y regresar</w:t>
+      </w:r>
+    </w:p>
+    <w:p>
+      <w:pPr>
+        <w:rPr/>
+      </w:pPr>
+      <w:r>
+        <w:rPr>
+          <w:rtl w:val="0"/>
+        </w:rPr>
+        <w:t xml:space="preserve">Actor -&gt; PantallaPlanificacion: Presiona "Comentar Tarea"</w:t>
+      </w:r>
+    </w:p>
+    <w:p>
+      <w:pPr>
+        <w:rPr/>
+      </w:pPr>
+      <w:r>
+        <w:rPr>
+          <w:rtl w:val="0"/>
+        </w:rPr>
+        <w:t xml:space="preserve">PantallaPlanificacion -&gt; InterfazUsuario: enviar evento comentarTarea</w:t>
+      </w:r>
+    </w:p>
+    <w:p>
+      <w:pPr>
+        <w:rPr/>
+      </w:pPr>
+      <w:r>
+        <w:rPr>
+          <w:rtl w:val="0"/>
+        </w:rPr>
+        <w:t xml:space="preserve">InterfazUsuario -&gt; ManejadorTarea: comentarTarea()</w:t>
+      </w:r>
+    </w:p>
+    <w:p>
+      <w:pPr>
+        <w:rPr/>
+      </w:pPr>
+      <w:r>
+        <w:rPr>
+          <w:rtl w:val="0"/>
+        </w:rPr>
+        <w:t xml:space="preserve">ManejadorTarea -&gt; InterfazUsuario: solicitar despliegue PantallaComentarioTarea</w:t>
+      </w:r>
+    </w:p>
+    <w:p>
+      <w:pPr>
+        <w:rPr/>
+      </w:pPr>
+      <w:r>
+        <w:rPr>
+          <w:rtl w:val="0"/>
+        </w:rPr>
+        <w:t xml:space="preserve">InterfazUsuario -&gt; PantallaComentarioTarea: mostrar pantalla de comentario</w:t>
+      </w:r>
+    </w:p>
+    <w:p>
+      <w:pPr>
+        <w:rPr/>
+      </w:pPr>
+      <w:r>
+        <w:rPr>
+          <w:rtl w:val="0"/>
+        </w:rPr>
+      </w:r>
+    </w:p>
+    <w:p>
+      <w:pPr>
+        <w:rPr/>
+      </w:pPr>
+      <w:r>
+        <w:rPr>
+          <w:rtl w:val="0"/>
+        </w:rPr>
+        <w:t xml:space="preserve">Actor -&gt; PantallaComentarioTarea: ingresa comentario y selecciona "Aceptar"</w:t>
+      </w:r>
+    </w:p>
+    <w:p>
+      <w:pPr>
+        <w:rPr/>
+      </w:pPr>
+      <w:r>
+        <w:rPr>
+          <w:rtl w:val="0"/>
+        </w:rPr>
+        <w:t xml:space="preserve">PantallaComentarioTarea -&gt; InterfazUsuario: enviar datos del comentario</w:t>
+      </w:r>
+    </w:p>
+    <w:p>
+      <w:pPr>
+        <w:rPr/>
+      </w:pPr>
+      <w:r>
+        <w:rPr>
+          <w:rtl w:val="0"/>
+        </w:rPr>
+        <w:t xml:space="preserve">InterfazUsuario -&gt; ManejadorTarea: guardarComentario(comentario)</w:t>
+      </w:r>
+    </w:p>
+    <w:p>
+      <w:pPr>
+        <w:rPr/>
+      </w:pPr>
+      <w:r>
+        <w:rPr>
+          <w:rtl w:val="0"/>
+        </w:rPr>
+        <w:t xml:space="preserve">ManejadorTarea -&gt; Tarea: validar tarea, usuario y comentario</w:t>
+      </w:r>
+    </w:p>
+    <w:p>
+      <w:pPr>
+        <w:rPr/>
+      </w:pPr>
+      <w:r>
+        <w:rPr>
+          <w:rtl w:val="0"/>
+        </w:rPr>
+        <w:t xml:space="preserve">Tarea -&gt; InterfazBDD: guardarComentario(comentario)</w:t>
+      </w:r>
+    </w:p>
+    <w:p>
+      <w:pPr>
+        <w:rPr/>
+      </w:pPr>
+      <w:r>
+        <w:rPr>
+          <w:rtl w:val="0"/>
+        </w:rPr>
+        <w:t xml:space="preserve">InterfazBDD -&gt; BDD: insertar comentario en tabla</w:t>
+      </w:r>
+    </w:p>
+    <w:p>
+      <w:pPr>
+        <w:rPr/>
+      </w:pPr>
+      <w:r>
+        <w:rPr>
+          <w:rtl w:val="0"/>
+        </w:rPr>
+        <w:t xml:space="preserve">BDD --&gt; InterfazBDD: confirmación de guardado</w:t>
+      </w:r>
+    </w:p>
+    <w:p>
+      <w:pPr>
+        <w:rPr/>
+      </w:pPr>
+      <w:r>
+        <w:rPr>
+          <w:rtl w:val="0"/>
+        </w:rPr>
+        <w:t xml:space="preserve">InterfazBDD --&gt; Tarea: mensaje de confirmación</w:t>
+      </w:r>
+    </w:p>
+    <w:p>
+      <w:pPr>
+        <w:rPr/>
+      </w:pPr>
+      <w:r>
+        <w:rPr>
+          <w:rtl w:val="0"/>
+        </w:rPr>
+        <w:t xml:space="preserve">Tarea --&gt; ManejadorTarea: confirmación</w:t>
+      </w:r>
+    </w:p>
+    <w:p>
+      <w:pPr>
+        <w:rPr/>
+      </w:pPr>
+      <w:r>
+        <w:rPr>
+          <w:rtl w:val="0"/>
+        </w:rPr>
+        <w:t xml:space="preserve">ManejadorTarea --&gt; InterfazUsuario: notificar éxito</w:t>
+      </w:r>
+    </w:p>
+    <w:p>
+      <w:pPr>
+        <w:rPr/>
+      </w:pPr>
+      <w:r>
+        <w:rPr>
+          <w:rtl w:val="0"/>
+        </w:rPr>
+        <w:t xml:space="preserve">InterfazUsuario -&gt; PantallaPlanificacion: mostrar "Comentario agregado exitosamente"</w:t>
+      </w:r>
+    </w:p>
+    <w:p>
+      <w:pPr>
+        <w:rPr/>
+      </w:pPr>
+      <w:r>
+        <w:rPr>
+          <w:rtl w:val="0"/>
+        </w:rPr>
+      </w:r>
+    </w:p>
+    <w:p>
+      <w:pPr>
+        <w:rPr/>
+      </w:pPr>
+      <w:r>
+        <w:rPr>
+          <w:rtl w:val="0"/>
+        </w:rPr>
+        <w:t xml:space="preserve">== Flujos Alternativos ==</w:t>
+      </w:r>
+    </w:p>
+    <w:p>
+      <w:pPr>
+        <w:rPr/>
+      </w:pPr>
+      <w:r>
+        <w:rPr>
+          <w:rtl w:val="0"/>
+        </w:rPr>
+      </w:r>
+    </w:p>
+    <w:p>
+      <w:pPr>
+        <w:rPr/>
+      </w:pPr>
+      <w:r>
+        <w:rPr>
+          <w:rtl w:val="0"/>
+        </w:rPr>
+        <w:t xml:space="preserve">alt 2a - Usuario selecciona "Cancelar"</w:t>
+      </w:r>
+    </w:p>
+    <w:p>
+      <w:pPr>
+        <w:rPr/>
+      </w:pPr>
+      <w:r>
+        <w:rPr>
+          <w:rtl w:val="0"/>
+        </w:rPr>
+        <w:t xml:space="preserve">Actor -&gt; PantallaComentarioTarea: presiona "Cancelar"</w:t>
+      </w:r>
+    </w:p>
+    <w:p>
+      <w:pPr>
+        <w:rPr/>
+      </w:pPr>
+      <w:r>
+        <w:rPr>
+          <w:rtl w:val="0"/>
+        </w:rPr>
+        <w:t xml:space="preserve">PantallaComentarioTarea -&gt; InterfazUsuario: evento cancelar</w:t>
+      </w:r>
+    </w:p>
+    <w:p>
+      <w:pPr>
+        <w:rPr/>
+      </w:pPr>
+      <w:r>
+        <w:rPr>
+          <w:rtl w:val="0"/>
+        </w:rPr>
+        <w:t xml:space="preserve">InterfazUsuario -&gt; PantallaPlanificacion: cerrar pantalla sin guardar</w:t>
       </w:r>
     </w:p>
     <w:p>
@@ -2492,73 +3399,62 @@
         <w:rPr>
           <w:rtl w:val="0"/>
         </w:rPr>
-        <w:t xml:space="preserve">== Flujo alternativo ==</w:t>
-      </w:r>
-    </w:p>
-    <w:p>
-      <w:pPr>
-        <w:rPr/>
-      </w:pPr>
-      <w:r>
-        <w:rPr>
-          <w:rtl w:val="0"/>
-        </w:rPr>
-        <w:t xml:space="preserve">alt Datos incorrectos</w:t>
-      </w:r>
-    </w:p>
-    <w:p>
-      <w:pPr>
-        <w:rPr/>
-      </w:pPr>
-      <w:r>
-        <w:rPr>
-          <w:rtl w:val="0"/>
-        </w:rPr>
-        <w:t xml:space="preserve">    BDD --&gt; InterfazBDD: mensaje de error</w:t>
-      </w:r>
-    </w:p>
-    <w:p>
-      <w:pPr>
-        <w:rPr/>
-      </w:pPr>
-      <w:r>
-        <w:rPr>
-          <w:rtl w:val="0"/>
-        </w:rPr>
-        <w:t xml:space="preserve">    InterfazBDD --&gt; Tarea: error</w:t>
-      </w:r>
-    </w:p>
-    <w:p>
-      <w:pPr>
-        <w:rPr/>
-      </w:pPr>
-      <w:r>
-        <w:rPr>
-          <w:rtl w:val="0"/>
-        </w:rPr>
-        <w:t xml:space="preserve">    Tarea --&gt; ManejadorTarea: error</w:t>
-      </w:r>
-    </w:p>
-    <w:p>
-      <w:pPr>
-        <w:rPr/>
-      </w:pPr>
-      <w:r>
-        <w:rPr>
-          <w:rtl w:val="0"/>
-        </w:rPr>
-        <w:t xml:space="preserve">    ManejadorTarea --&gt; InterfazUsuario: error</w:t>
-      </w:r>
-    </w:p>
-    <w:p>
-      <w:pPr>
-        <w:rPr/>
-      </w:pPr>
-      <w:r>
-        <w:rPr>
-          <w:rtl w:val="0"/>
-        </w:rPr>
-        <w:t xml:space="preserve">    InterfazUsuario -&gt; PantallaComentarioTarea: mostrar "Se detectaron errores en los datos enviados"</w:t>
+        <w:t xml:space="preserve">alt 5a - Datos incorrectos</w:t>
+      </w:r>
+    </w:p>
+    <w:p>
+      <w:pPr>
+        <w:rPr/>
+      </w:pPr>
+      <w:r>
+        <w:rPr>
+          <w:rtl w:val="0"/>
+        </w:rPr>
+        <w:t xml:space="preserve">BDD -&gt; InterfazBDD: error en los datos enviados</w:t>
+      </w:r>
+    </w:p>
+    <w:p>
+      <w:pPr>
+        <w:rPr/>
+      </w:pPr>
+      <w:r>
+        <w:rPr>
+          <w:rtl w:val="0"/>
+        </w:rPr>
+        <w:t xml:space="preserve">InterfazBDD -&gt; Tarea: mensaje de error</w:t>
+      </w:r>
+    </w:p>
+    <w:p>
+      <w:pPr>
+        <w:rPr/>
+      </w:pPr>
+      <w:r>
+        <w:rPr>
+          <w:rtl w:val="0"/>
+        </w:rPr>
+        <w:t xml:space="preserve">Tarea -&gt; ManejadorTarea: mensaje de error</w:t>
+      </w:r>
+    </w:p>
+    <w:p>
+      <w:pPr>
+        <w:rPr/>
+      </w:pPr>
+      <w:r>
+        <w:rPr>
+          <w:rtl w:val="0"/>
+        </w:rPr>
+        <w:t xml:space="preserve">ManejadorTarea -&gt; InterfazUsuario: mensaje de error</w:t>
+      </w:r>
+    </w:p>
+    <w:p>
+      <w:pPr>
+        <w:rPr/>
+      </w:pPr>
+      <w:r>
+        <w:rPr>
+          <w:rtl w:val="0"/>
+        </w:rPr>
+        <w:t xml:space="preserve">InterfazUsuario -&gt; PantallaComentarioTarea: mostrar "Se detectaron errores en los datos enviados"</w:t>
       </w:r>
     </w:p>
     <w:p>
@@ -2590,51 +3486,51 @@
         <w:rPr>
           <w:rtl w:val="0"/>
         </w:rPr>
-        <w:t xml:space="preserve">alt Error de conexión con la BDD</w:t>
-      </w:r>
-    </w:p>
-    <w:p>
-      <w:pPr>
-        <w:rPr/>
-      </w:pPr>
-      <w:r>
-        <w:rPr>
-          <w:rtl w:val="0"/>
-        </w:rPr>
-        <w:t xml:space="preserve">    InterfazBDD --&gt; Tarea: error de conexión</w:t>
-      </w:r>
-    </w:p>
-    <w:p>
-      <w:pPr>
-        <w:rPr/>
-      </w:pPr>
-      <w:r>
-        <w:rPr>
-          <w:rtl w:val="0"/>
-        </w:rPr>
-        <w:t xml:space="preserve">    Tarea --&gt; ManejadorTarea: error de conexión</w:t>
-      </w:r>
-    </w:p>
-    <w:p>
-      <w:pPr>
-        <w:rPr/>
-      </w:pPr>
-      <w:r>
-        <w:rPr>
-          <w:rtl w:val="0"/>
-        </w:rPr>
-        <w:t xml:space="preserve">    ManejadorTarea --&gt; InterfazUsuario: error de conexión</w:t>
-      </w:r>
-    </w:p>
-    <w:p>
-      <w:pPr>
-        <w:rPr/>
-      </w:pPr>
-      <w:r>
-        <w:rPr>
-          <w:rtl w:val="0"/>
-        </w:rPr>
-        <w:t xml:space="preserve">    InterfazUsuario -&gt; PantallaComentarioTarea: mostrar "Se ha producido un error de conexión con la base de datos"</w:t>
+        <w:t xml:space="preserve">alt 5b - Error de conexión con la base de datos</w:t>
+      </w:r>
+    </w:p>
+    <w:p>
+      <w:pPr>
+        <w:rPr/>
+      </w:pPr>
+      <w:r>
+        <w:rPr>
+          <w:rtl w:val="0"/>
+        </w:rPr>
+        <w:t xml:space="preserve">InterfazBDD -&gt; Tarea: error de conexión</w:t>
+      </w:r>
+    </w:p>
+    <w:p>
+      <w:pPr>
+        <w:rPr/>
+      </w:pPr>
+      <w:r>
+        <w:rPr>
+          <w:rtl w:val="0"/>
+        </w:rPr>
+        <w:t xml:space="preserve">Tarea -&gt; ManejadorTarea: mensaje de error</w:t>
+      </w:r>
+    </w:p>
+    <w:p>
+      <w:pPr>
+        <w:rPr/>
+      </w:pPr>
+      <w:r>
+        <w:rPr>
+          <w:rtl w:val="0"/>
+        </w:rPr>
+        <w:t xml:space="preserve">ManejadorTarea -&gt; InterfazUsuario: mensaje de error</w:t>
+      </w:r>
+    </w:p>
+    <w:p>
+      <w:pPr>
+        <w:rPr/>
+      </w:pPr>
+      <w:r>
+        <w:rPr>
+          <w:rtl w:val="0"/>
+        </w:rPr>
+        <w:t xml:space="preserve">InterfazUsuario -&gt; PantallaComentarioTarea: mostrar "Error de conexión con la base de datos"</w:t>
       </w:r>
     </w:p>
     <w:p>
@@ -2667,6 +3563,16 @@
           <w:rtl w:val="0"/>
         </w:rPr>
         <w:t xml:space="preserve">@enduml</w:t>
+      </w:r>
+    </w:p>
+    <w:p>
+      <w:pPr>
+        <w:rPr/>
+      </w:pPr>
+      <w:r>
+        <w:rPr>
+          <w:rtl w:val="0"/>
+        </w:rPr>
       </w:r>
     </w:p>
     <w:p>

--- a/Etapa Construcción - Iteración 2/Diseño - Especificación de CUs ／ Casos de prueba/Recursos/Scripts UML.docx
+++ b/Etapa Construcción - Iteración 2/Diseño - Especificación de CUs ／ Casos de prueba/Recursos/Scripts UML.docx
@@ -4390,6 +4390,7 @@
     </w:pPr>
     <w:rPr>
       <w:b w:val="0"/>
+      <w:bCs w:val="0"/>
       <w:sz w:val="32"/>
       <w:szCs w:val="32"/>
     </w:rPr>
@@ -4406,6 +4407,7 @@
     </w:pPr>
     <w:rPr>
       <w:b w:val="0"/>
+      <w:bCs w:val="0"/>
       <w:color w:val="434343"/>
       <w:sz w:val="28"/>
       <w:szCs w:val="28"/>
@@ -4455,6 +4457,7 @@
     </w:pPr>
     <w:rPr>
       <w:i w:val="1"/>
+      <w:iCs w:val="1"/>
       <w:color w:val="666666"/>
       <w:sz w:val="22"/>
       <w:szCs w:val="22"/>
@@ -4488,6 +4491,7 @@
     <w:rPr>
       <w:rFonts w:ascii="Arial" w:cs="Arial" w:eastAsia="Arial" w:hAnsi="Arial"/>
       <w:i w:val="0"/>
+      <w:iCs w:val="0"/>
       <w:color w:val="666666"/>
       <w:sz w:val="30"/>
       <w:szCs w:val="30"/>

--- a/Etapa Construcción - Iteración 2/Diseño - Especificación de CUs ／ Casos de prueba/Recursos/Scripts UML.docx
+++ b/Etapa Construcción - Iteración 2/Diseño - Especificación de CUs ／ Casos de prueba/Recursos/Scripts UML.docx
@@ -634,7 +634,7 @@
         <w:rPr>
           <w:rtl w:val="0"/>
         </w:rPr>
-        <w:t xml:space="preserve">title CU15 - Asignar dependencias entre tareas</w:t>
+        <w:t xml:space="preserve">title CU13 - Asignar dependencia entre tareas</w:t>
       </w:r>
     </w:p>
     <w:p>
@@ -3215,18 +3215,49 @@
         <w:rPr>
           <w:rtl w:val="0"/>
         </w:rPr>
-        <w:t xml:space="preserve">ManejadorTarea -&gt; Tarea: validar tarea, usuario y comentario</w:t>
-      </w:r>
-    </w:p>
-    <w:p>
-      <w:pPr>
-        <w:rPr/>
-      </w:pPr>
-      <w:r>
-        <w:rPr>
-          <w:rtl w:val="0"/>
-        </w:rPr>
-        <w:t xml:space="preserve">Tarea -&gt; InterfazBDD: guardarComentario(comentario)</w:t>
+      </w:r>
+    </w:p>
+    <w:p>
+      <w:pPr>
+        <w:rPr/>
+      </w:pPr>
+      <w:r>
+        <w:rPr>
+          <w:rtl w:val="0"/>
+        </w:rPr>
+        <w:t xml:space="preserve">ManejadorTarea -&gt; ManejadorTarea: validar existencia de tarea,\nusuario autenticado y comentario no vacío</w:t>
+      </w:r>
+    </w:p>
+    <w:p>
+      <w:pPr>
+        <w:rPr/>
+      </w:pPr>
+      <w:r>
+        <w:rPr>
+          <w:rtl w:val="0"/>
+        </w:rPr>
+        <w:t xml:space="preserve">ManejadorTarea -&gt; Tarea: asociarComentario(comentario)</w:t>
+      </w:r>
+    </w:p>
+    <w:p>
+      <w:pPr>
+        <w:rPr/>
+      </w:pPr>
+      <w:r>
+        <w:rPr>
+          <w:rtl w:val="0"/>
+        </w:rPr>
+      </w:r>
+    </w:p>
+    <w:p>
+      <w:pPr>
+        <w:rPr/>
+      </w:pPr>
+      <w:r>
+        <w:rPr>
+          <w:rtl w:val="0"/>
+        </w:rPr>
+        <w:t xml:space="preserve">ManejadorTarea -&gt; InterfazBDD: guardarComentario(comentario)</w:t>
       </w:r>
     </w:p>
     <w:p>
@@ -3259,18 +3290,17 @@
         <w:rPr>
           <w:rtl w:val="0"/>
         </w:rPr>
-        <w:t xml:space="preserve">InterfazBDD --&gt; Tarea: mensaje de confirmación</w:t>
-      </w:r>
-    </w:p>
-    <w:p>
-      <w:pPr>
-        <w:rPr/>
-      </w:pPr>
-      <w:r>
-        <w:rPr>
-          <w:rtl w:val="0"/>
-        </w:rPr>
-        <w:t xml:space="preserve">Tarea --&gt; ManejadorTarea: confirmación</w:t>
+        <w:t xml:space="preserve">InterfazBDD --&gt; ManejadorTarea: confirmación</w:t>
+      </w:r>
+    </w:p>
+    <w:p>
+      <w:pPr>
+        <w:rPr/>
+      </w:pPr>
+      <w:r>
+        <w:rPr>
+          <w:rtl w:val="0"/>
+        </w:rPr>
       </w:r>
     </w:p>
     <w:p>
@@ -3410,40 +3440,29 @@
         <w:rPr>
           <w:rtl w:val="0"/>
         </w:rPr>
-        <w:t xml:space="preserve">BDD -&gt; InterfazBDD: error en los datos enviados</w:t>
-      </w:r>
-    </w:p>
-    <w:p>
-      <w:pPr>
-        <w:rPr/>
-      </w:pPr>
-      <w:r>
-        <w:rPr>
-          <w:rtl w:val="0"/>
-        </w:rPr>
-        <w:t xml:space="preserve">InterfazBDD -&gt; Tarea: mensaje de error</w:t>
-      </w:r>
-    </w:p>
-    <w:p>
-      <w:pPr>
-        <w:rPr/>
-      </w:pPr>
-      <w:r>
-        <w:rPr>
-          <w:rtl w:val="0"/>
-        </w:rPr>
-        <w:t xml:space="preserve">Tarea -&gt; ManejadorTarea: mensaje de error</w:t>
-      </w:r>
-    </w:p>
-    <w:p>
-      <w:pPr>
-        <w:rPr/>
-      </w:pPr>
-      <w:r>
-        <w:rPr>
-          <w:rtl w:val="0"/>
-        </w:rPr>
-        <w:t xml:space="preserve">ManejadorTarea -&gt; InterfazUsuario: mensaje de error</w:t>
+        <w:t xml:space="preserve">BDD --&gt; InterfazBDD: error en los datos enviados</w:t>
+      </w:r>
+    </w:p>
+    <w:p>
+      <w:pPr>
+        <w:rPr/>
+      </w:pPr>
+      <w:r>
+        <w:rPr>
+          <w:rtl w:val="0"/>
+        </w:rPr>
+        <w:t xml:space="preserve">InterfazBDD --&gt; ManejadorTarea: mensaje de error</w:t>
+      </w:r>
+    </w:p>
+    <w:p>
+      <w:pPr>
+        <w:rPr/>
+      </w:pPr>
+      <w:r>
+        <w:rPr>
+          <w:rtl w:val="0"/>
+        </w:rPr>
+        <w:t xml:space="preserve">ManejadorTarea --&gt; InterfazUsuario: mensaje de error</w:t>
       </w:r>
     </w:p>
     <w:p>
@@ -3497,29 +3516,18 @@
         <w:rPr>
           <w:rtl w:val="0"/>
         </w:rPr>
-        <w:t xml:space="preserve">InterfazBDD -&gt; Tarea: error de conexión</w:t>
-      </w:r>
-    </w:p>
-    <w:p>
-      <w:pPr>
-        <w:rPr/>
-      </w:pPr>
-      <w:r>
-        <w:rPr>
-          <w:rtl w:val="0"/>
-        </w:rPr>
-        <w:t xml:space="preserve">Tarea -&gt; ManejadorTarea: mensaje de error</w:t>
-      </w:r>
-    </w:p>
-    <w:p>
-      <w:pPr>
-        <w:rPr/>
-      </w:pPr>
-      <w:r>
-        <w:rPr>
-          <w:rtl w:val="0"/>
-        </w:rPr>
-        <w:t xml:space="preserve">ManejadorTarea -&gt; InterfazUsuario: mensaje de error</w:t>
+        <w:t xml:space="preserve">InterfazBDD --&gt; ManejadorTarea: error de conexión</w:t>
+      </w:r>
+    </w:p>
+    <w:p>
+      <w:pPr>
+        <w:rPr/>
+      </w:pPr>
+      <w:r>
+        <w:rPr>
+          <w:rtl w:val="0"/>
+        </w:rPr>
+        <w:t xml:space="preserve">ManejadorTarea --&gt; InterfazUsuario: mensaje de error</w:t>
       </w:r>
     </w:p>
     <w:p>
@@ -4155,6 +4163,61 @@
         <w:rPr>
           <w:rtl w:val="0"/>
         </w:rPr>
+        <w:t xml:space="preserve">IU -&gt; PantallaNueva: habilitarEdicionCampos()</w:t>
+      </w:r>
+    </w:p>
+    <w:p>
+      <w:pPr>
+        <w:rPr/>
+      </w:pPr>
+      <w:r>
+        <w:rPr>
+          <w:rtl w:val="0"/>
+        </w:rPr>
+        <w:t xml:space="preserve">note right of PantallaNueva</w:t>
+      </w:r>
+    </w:p>
+    <w:p>
+      <w:pPr>
+        <w:rPr/>
+      </w:pPr>
+      <w:r>
+        <w:rPr>
+          <w:rtl w:val="0"/>
+        </w:rPr>
+        <w:t xml:space="preserve">Continúa en el paso 2:</w:t>
+      </w:r>
+    </w:p>
+    <w:p>
+      <w:pPr>
+        <w:rPr/>
+      </w:pPr>
+      <w:r>
+        <w:rPr>
+          <w:rtl w:val="0"/>
+        </w:rPr>
+        <w:t xml:space="preserve">reingreso de datos</w:t>
+      </w:r>
+    </w:p>
+    <w:p>
+      <w:pPr>
+        <w:rPr/>
+      </w:pPr>
+      <w:r>
+        <w:rPr>
+          <w:rtl w:val="0"/>
+        </w:rPr>
+        <w:t xml:space="preserve">end note</w:t>
+      </w:r>
+    </w:p>
+    <w:p>
+      <w:pPr>
+        <w:rPr/>
+      </w:pPr>
+      <w:r>
+        <w:rPr>
+          <w:rtl w:val="0"/>
+        </w:rPr>
       </w:r>
     </w:p>
     <w:p>
@@ -4231,6 +4294,61 @@
         <w:rPr>
           <w:rtl w:val="0"/>
         </w:rPr>
+        <w:t xml:space="preserve">IU -&gt; PantallaNueva: habilitarEdicionCampos()</w:t>
+      </w:r>
+    </w:p>
+    <w:p>
+      <w:pPr>
+        <w:rPr/>
+      </w:pPr>
+      <w:r>
+        <w:rPr>
+          <w:rtl w:val="0"/>
+        </w:rPr>
+        <w:t xml:space="preserve">note right of PantallaNueva</w:t>
+      </w:r>
+    </w:p>
+    <w:p>
+      <w:pPr>
+        <w:rPr/>
+      </w:pPr>
+      <w:r>
+        <w:rPr>
+          <w:rtl w:val="0"/>
+        </w:rPr>
+        <w:t xml:space="preserve">Continúa en el paso 2:</w:t>
+      </w:r>
+    </w:p>
+    <w:p>
+      <w:pPr>
+        <w:rPr/>
+      </w:pPr>
+      <w:r>
+        <w:rPr>
+          <w:rtl w:val="0"/>
+        </w:rPr>
+        <w:t xml:space="preserve">reingreso de datos</w:t>
+      </w:r>
+    </w:p>
+    <w:p>
+      <w:pPr>
+        <w:rPr/>
+      </w:pPr>
+      <w:r>
+        <w:rPr>
+          <w:rtl w:val="0"/>
+        </w:rPr>
+        <w:t xml:space="preserve">end note</w:t>
+      </w:r>
+    </w:p>
+    <w:p>
+      <w:pPr>
+        <w:rPr/>
+      </w:pPr>
+      <w:r>
+        <w:rPr>
+          <w:rtl w:val="0"/>
+        </w:rPr>
       </w:r>
     </w:p>
     <w:p>
@@ -4307,6 +4425,572 @@
           <w:rtl w:val="0"/>
         </w:rPr>
         <w:t xml:space="preserve">@enduml</w:t>
+      </w:r>
+    </w:p>
+    <w:p>
+      <w:pPr>
+        <w:rPr/>
+      </w:pPr>
+      <w:r>
+        <w:rPr>
+          <w:rtl w:val="0"/>
+        </w:rPr>
+      </w:r>
+    </w:p>
+    <w:p>
+      <w:pPr>
+        <w:rPr>
+          <w:sz w:val="36"/>
+          <w:szCs w:val="36"/>
+        </w:rPr>
+      </w:pPr>
+      <w:r>
+        <w:rPr>
+          <w:sz w:val="36"/>
+          <w:szCs w:val="36"/>
+          <w:rtl w:val="0"/>
+        </w:rPr>
+        <w:t xml:space="preserve">CU21 - Registrar tiempo manual (09/03/2026)</w:t>
+      </w:r>
+    </w:p>
+    <w:p>
+      <w:pPr>
+        <w:rPr/>
+      </w:pPr>
+      <w:r>
+        <w:rPr>
+          <w:rtl w:val="0"/>
+        </w:rPr>
+        <w:t xml:space="preserve">@startuml</w:t>
+      </w:r>
+    </w:p>
+    <w:p>
+      <w:pPr>
+        <w:rPr/>
+      </w:pPr>
+      <w:r>
+        <w:rPr>
+          <w:rtl w:val="0"/>
+        </w:rPr>
+        <w:t xml:space="preserve">title Caso de Uso #21 - Registrar tiempo manual</w:t>
+      </w:r>
+    </w:p>
+    <w:p>
+      <w:pPr>
+        <w:rPr/>
+      </w:pPr>
+      <w:r>
+        <w:rPr>
+          <w:rtl w:val="0"/>
+        </w:rPr>
+      </w:r>
+    </w:p>
+    <w:p>
+      <w:pPr>
+        <w:rPr/>
+      </w:pPr>
+      <w:r>
+        <w:rPr>
+          <w:rtl w:val="0"/>
+        </w:rPr>
+        <w:t xml:space="preserve">actor "Miembro / Líder del Proyecto" as Actor</w:t>
+      </w:r>
+    </w:p>
+    <w:p>
+      <w:pPr>
+        <w:rPr/>
+      </w:pPr>
+      <w:r>
+        <w:rPr>
+          <w:rtl w:val="0"/>
+        </w:rPr>
+        <w:t xml:space="preserve">boundary "PantallaInicio" as PI</w:t>
+      </w:r>
+    </w:p>
+    <w:p>
+      <w:pPr>
+        <w:rPr/>
+      </w:pPr>
+      <w:r>
+        <w:rPr>
+          <w:rtl w:val="0"/>
+        </w:rPr>
+        <w:t xml:space="preserve">boundary "PantallaTiempos" as PT</w:t>
+      </w:r>
+    </w:p>
+    <w:p>
+      <w:pPr>
+        <w:rPr/>
+      </w:pPr>
+      <w:r>
+        <w:rPr>
+          <w:rtl w:val="0"/>
+        </w:rPr>
+        <w:t xml:space="preserve">boundary "PantallaRegistroManual" as PRM</w:t>
+      </w:r>
+    </w:p>
+    <w:p>
+      <w:pPr>
+        <w:rPr/>
+      </w:pPr>
+      <w:r>
+        <w:rPr>
+          <w:rtl w:val="0"/>
+        </w:rPr>
+        <w:t xml:space="preserve">boundary "InterfazUsuario" as IU</w:t>
+      </w:r>
+    </w:p>
+    <w:p>
+      <w:pPr>
+        <w:rPr/>
+      </w:pPr>
+      <w:r>
+        <w:rPr>
+          <w:rtl w:val="0"/>
+        </w:rPr>
+        <w:t xml:space="preserve">control "ManejadorTarea" as MT</w:t>
+      </w:r>
+    </w:p>
+    <w:p>
+      <w:pPr>
+        <w:rPr/>
+      </w:pPr>
+      <w:r>
+        <w:rPr>
+          <w:rtl w:val="0"/>
+        </w:rPr>
+        <w:t xml:space="preserve">entity "Tarea" as T</w:t>
+      </w:r>
+    </w:p>
+    <w:p>
+      <w:pPr>
+        <w:rPr/>
+      </w:pPr>
+      <w:r>
+        <w:rPr>
+          <w:rtl w:val="0"/>
+        </w:rPr>
+        <w:t xml:space="preserve">entity "RegistroTiempo" as RT</w:t>
+      </w:r>
+    </w:p>
+    <w:p>
+      <w:pPr>
+        <w:rPr/>
+      </w:pPr>
+      <w:r>
+        <w:rPr>
+          <w:rtl w:val="0"/>
+        </w:rPr>
+        <w:t xml:space="preserve">boundary "InterfazBDD" as IBDD</w:t>
+      </w:r>
+    </w:p>
+    <w:p>
+      <w:pPr>
+        <w:rPr/>
+      </w:pPr>
+      <w:r>
+        <w:rPr>
+          <w:rtl w:val="0"/>
+        </w:rPr>
+        <w:t xml:space="preserve">database "BDD" as BDD</w:t>
+      </w:r>
+    </w:p>
+    <w:p>
+      <w:pPr>
+        <w:rPr/>
+      </w:pPr>
+      <w:r>
+        <w:rPr>
+          <w:rtl w:val="0"/>
+        </w:rPr>
+      </w:r>
+    </w:p>
+    <w:p>
+      <w:pPr>
+        <w:rPr/>
+      </w:pPr>
+      <w:r>
+        <w:rPr>
+          <w:rtl w:val="0"/>
+        </w:rPr>
+        <w:t xml:space="preserve">Actor -&gt; PI : seleccionar "Registrar tiempo"</w:t>
+      </w:r>
+    </w:p>
+    <w:p>
+      <w:pPr>
+        <w:rPr/>
+      </w:pPr>
+      <w:r>
+        <w:rPr>
+          <w:rtl w:val="0"/>
+        </w:rPr>
+        <w:t xml:space="preserve">PI -&gt; IU : enviar evento</w:t>
+      </w:r>
+    </w:p>
+    <w:p>
+      <w:pPr>
+        <w:rPr/>
+      </w:pPr>
+      <w:r>
+        <w:rPr>
+          <w:rtl w:val="0"/>
+        </w:rPr>
+        <w:t xml:space="preserve">IU -&gt; MT : enviar evento</w:t>
+      </w:r>
+    </w:p>
+    <w:p>
+      <w:pPr>
+        <w:rPr/>
+      </w:pPr>
+      <w:r>
+        <w:rPr>
+          <w:rtl w:val="0"/>
+        </w:rPr>
+      </w:r>
+    </w:p>
+    <w:p>
+      <w:pPr>
+        <w:rPr/>
+      </w:pPr>
+      <w:r>
+        <w:rPr>
+          <w:rtl w:val="0"/>
+        </w:rPr>
+        <w:t xml:space="preserve">MT -&gt; IU : solicitar desplegar PantallaTiempos</w:t>
+      </w:r>
+    </w:p>
+    <w:p>
+      <w:pPr>
+        <w:rPr/>
+      </w:pPr>
+      <w:r>
+        <w:rPr>
+          <w:rtl w:val="0"/>
+        </w:rPr>
+        <w:t xml:space="preserve">IU -&gt; PT : desplegar pantalla</w:t>
+      </w:r>
+    </w:p>
+    <w:p>
+      <w:pPr>
+        <w:rPr/>
+      </w:pPr>
+      <w:r>
+        <w:rPr>
+          <w:rtl w:val="0"/>
+        </w:rPr>
+        <w:t xml:space="preserve">PT -&gt; PT : se despliega</w:t>
+      </w:r>
+    </w:p>
+    <w:p>
+      <w:pPr>
+        <w:rPr/>
+      </w:pPr>
+      <w:r>
+        <w:rPr>
+          <w:rtl w:val="0"/>
+        </w:rPr>
+      </w:r>
+    </w:p>
+    <w:p>
+      <w:pPr>
+        <w:rPr/>
+      </w:pPr>
+      <w:r>
+        <w:rPr>
+          <w:rtl w:val="0"/>
+        </w:rPr>
+        <w:t xml:space="preserve">Actor -&gt; PT : seleccionar "Registrar Tiempo Manual"</w:t>
+      </w:r>
+    </w:p>
+    <w:p>
+      <w:pPr>
+        <w:rPr/>
+      </w:pPr>
+      <w:r>
+        <w:rPr>
+          <w:rtl w:val="0"/>
+        </w:rPr>
+        <w:t xml:space="preserve">PT -&gt; IU : enviar evento</w:t>
+      </w:r>
+    </w:p>
+    <w:p>
+      <w:pPr>
+        <w:rPr/>
+      </w:pPr>
+      <w:r>
+        <w:rPr>
+          <w:rtl w:val="0"/>
+        </w:rPr>
+        <w:t xml:space="preserve">IU -&gt; PRM : desplegar PantallaRegistroManual</w:t>
+      </w:r>
+    </w:p>
+    <w:p>
+      <w:pPr>
+        <w:rPr/>
+      </w:pPr>
+      <w:r>
+        <w:rPr>
+          <w:rtl w:val="0"/>
+        </w:rPr>
+        <w:t xml:space="preserve">PRM -&gt; PRM : se despliega</w:t>
+      </w:r>
+    </w:p>
+    <w:p>
+      <w:pPr>
+        <w:rPr/>
+      </w:pPr>
+      <w:r>
+        <w:rPr>
+          <w:rtl w:val="0"/>
+        </w:rPr>
+      </w:r>
+    </w:p>
+    <w:p>
+      <w:pPr>
+        <w:rPr/>
+      </w:pPr>
+      <w:r>
+        <w:rPr>
+          <w:rtl w:val="0"/>
+        </w:rPr>
+        <w:t xml:space="preserve">Actor -&gt; PRM : seleccionar tarea</w:t>
+      </w:r>
+    </w:p>
+    <w:p>
+      <w:pPr>
+        <w:rPr/>
+      </w:pPr>
+      <w:r>
+        <w:rPr>
+          <w:rtl w:val="0"/>
+        </w:rPr>
+        <w:t xml:space="preserve">PRM -&gt; IU : enviar evento</w:t>
+      </w:r>
+    </w:p>
+    <w:p>
+      <w:pPr>
+        <w:rPr/>
+      </w:pPr>
+      <w:r>
+        <w:rPr>
+          <w:rtl w:val="0"/>
+        </w:rPr>
+        <w:t xml:space="preserve">IU -&gt; MT : enviar solicitud</w:t>
+      </w:r>
+    </w:p>
+    <w:p>
+      <w:pPr>
+        <w:rPr/>
+      </w:pPr>
+      <w:r>
+        <w:rPr>
+          <w:rtl w:val="0"/>
+        </w:rPr>
+      </w:r>
+    </w:p>
+    <w:p>
+      <w:pPr>
+        <w:rPr/>
+      </w:pPr>
+      <w:r>
+        <w:rPr>
+          <w:rtl w:val="0"/>
+        </w:rPr>
+        <w:t xml:space="preserve">MT -&gt; T : verificar estado tarea</w:t>
+      </w:r>
+    </w:p>
+    <w:p>
+      <w:pPr>
+        <w:rPr/>
+      </w:pPr>
+      <w:r>
+        <w:rPr>
+          <w:rtl w:val="0"/>
+        </w:rPr>
+      </w:r>
+    </w:p>
+    <w:p>
+      <w:pPr>
+        <w:rPr/>
+      </w:pPr>
+      <w:r>
+        <w:rPr>
+          <w:rtl w:val="0"/>
+        </w:rPr>
+        <w:t xml:space="preserve">alt tarea finalizada</w:t>
+      </w:r>
+    </w:p>
+    <w:p>
+      <w:pPr>
+        <w:rPr/>
+      </w:pPr>
+      <w:r>
+        <w:rPr>
+          <w:rtl w:val="0"/>
+        </w:rPr>
+        <w:t xml:space="preserve">T -&gt; MT : estado finalizado</w:t>
+      </w:r>
+    </w:p>
+    <w:p>
+      <w:pPr>
+        <w:rPr/>
+      </w:pPr>
+      <w:r>
+        <w:rPr>
+          <w:rtl w:val="0"/>
+        </w:rPr>
+        <w:t xml:space="preserve">MT -&gt; IU : enviar mensaje de error</w:t>
+      </w:r>
+    </w:p>
+    <w:p>
+      <w:pPr>
+        <w:rPr/>
+      </w:pPr>
+      <w:r>
+        <w:rPr>
+          <w:rtl w:val="0"/>
+        </w:rPr>
+        <w:t xml:space="preserve">IU -&gt; PRM : mostrar mensaje</w:t>
+      </w:r>
+    </w:p>
+    <w:p>
+      <w:pPr>
+        <w:rPr/>
+      </w:pPr>
+      <w:r>
+        <w:rPr>
+          <w:rtl w:val="0"/>
+        </w:rPr>
+        <w:t xml:space="preserve">else tarea válida</w:t>
+      </w:r>
+    </w:p>
+    <w:p>
+      <w:pPr>
+        <w:rPr/>
+      </w:pPr>
+      <w:r>
+        <w:rPr>
+          <w:rtl w:val="0"/>
+        </w:rPr>
+        <w:t xml:space="preserve">T -&gt; MT : estado válido</w:t>
+      </w:r>
+    </w:p>
+    <w:p>
+      <w:pPr>
+        <w:rPr/>
+      </w:pPr>
+      <w:r>
+        <w:rPr>
+          <w:rtl w:val="0"/>
+        </w:rPr>
+        <w:t xml:space="preserve">Actor -&gt; PRM : ingresar tiempo y fecha</w:t>
+      </w:r>
+    </w:p>
+    <w:p>
+      <w:pPr>
+        <w:rPr/>
+      </w:pPr>
+      <w:r>
+        <w:rPr>
+          <w:rtl w:val="0"/>
+        </w:rPr>
+        <w:t xml:space="preserve">PRM -&gt; IU : registrarTiempoManual</w:t>
+      </w:r>
+    </w:p>
+    <w:p>
+      <w:pPr>
+        <w:rPr/>
+      </w:pPr>
+      <w:r>
+        <w:rPr>
+          <w:rtl w:val="0"/>
+        </w:rPr>
+        <w:t xml:space="preserve">IU -&gt; MT : enviar evento</w:t>
+      </w:r>
+    </w:p>
+    <w:p>
+      <w:pPr>
+        <w:rPr/>
+      </w:pPr>
+      <w:r>
+        <w:rPr>
+          <w:rtl w:val="0"/>
+        </w:rPr>
+      </w:r>
+    </w:p>
+    <w:p>
+      <w:pPr>
+        <w:rPr/>
+      </w:pPr>
+      <w:r>
+        <w:rPr>
+          <w:rtl w:val="0"/>
+        </w:rPr>
+        <w:t xml:space="preserve">MT -&gt; RT : crear registroTiempo</w:t>
+      </w:r>
+    </w:p>
+    <w:p>
+      <w:pPr>
+        <w:rPr/>
+      </w:pPr>
+      <w:r>
+        <w:rPr>
+          <w:rtl w:val="0"/>
+        </w:rPr>
+        <w:t xml:space="preserve">MT -&gt; IBDD : guardarRegistroTiempo(RT)</w:t>
+      </w:r>
+    </w:p>
+    <w:p>
+      <w:pPr>
+        <w:rPr/>
+      </w:pPr>
+      <w:r>
+        <w:rPr>
+          <w:rtl w:val="0"/>
+        </w:rPr>
+        <w:t xml:space="preserve">IBDD -&gt; BDD : persistir registro</w:t>
+      </w:r>
+    </w:p>
+    <w:p>
+      <w:pPr>
+        <w:rPr/>
+      </w:pPr>
+      <w:r>
+        <w:rPr>
+          <w:rtl w:val="0"/>
+        </w:rPr>
+        <w:t xml:space="preserve">end</w:t>
+      </w:r>
+    </w:p>
+    <w:p>
+      <w:pPr>
+        <w:rPr/>
+      </w:pPr>
+      <w:r>
+        <w:rPr>
+          <w:rtl w:val="0"/>
+        </w:rPr>
+      </w:r>
+    </w:p>
+    <w:p>
+      <w:pPr>
+        <w:rPr/>
+      </w:pPr>
+      <w:r>
+        <w:rPr>
+          <w:rtl w:val="0"/>
+        </w:rPr>
+        <w:t xml:space="preserve">@enduml</w:t>
+      </w:r>
+    </w:p>
+    <w:p>
+      <w:pPr>
+        <w:rPr/>
+      </w:pPr>
+      <w:r>
+        <w:rPr>
+          <w:rtl w:val="0"/>
+        </w:rPr>
       </w:r>
     </w:p>
     <w:p>
